--- a/ind/docx/06.content.docx
+++ b/ind/docx/06.content.docx
@@ -3131,19 +3131,7 @@
         <w:rPr>
           <w:lang w:val="id_ID" w:bidi="id_ID"/>
         </w:rPr>
-        <w:t xml:space="preserve">Tugu peringatan kedua yang terdiri dari dua belas batu di tengah sungai Yordan terendam segera setelah sungai kembali mengalir. Puncak tugu ini akan terlihat pada musim panas yang kering. • Keberadaan tugu tersebut hingga hari ini menunjukkan bahwa tugu peringatan itu berdiri selama beberapa generasi, sampai penyuntingan akhir kitab ini (lihat </w:t>
-      </w:r>
-      <w:r>
-        <w:rPr>
-          <w:lang w:val="id_ID" w:bidi="id_ID"/>
-        </w:rPr>
-        <w:t>Pendahuluan Kitab Yosua</w:t>
-      </w:r>
-      <w:r>
-        <w:rPr>
-          <w:lang w:val="id_ID" w:bidi="id_ID"/>
-        </w:rPr>
-        <w:t>, “Penulis dan Tanggal”).</w:t>
+        <w:t>Tugu peringatan kedua yang terdiri dari dua belas batu di tengah sungai Yordan terendam segera setelah sungai kembali mengalir. Puncak tugu ini akan terlihat pada musim panas yang kering. • Keberadaan tugu tersebut hingga hari ini menunjukkan bahwa tugu peringatan itu berdiri selama beberapa generasi, sampai penyuntingan akhir kitab ini (lihat Pendahuluan Kitab Yosua, “Penulis dan Tanggal”).</w:t>
       </w:r>
       <w:r>
         <w:rPr>
@@ -7089,19 +7077,7 @@
         <w:rPr>
           <w:lang w:val="id_ID" w:bidi="id_ID"/>
         </w:rPr>
-        <w:t xml:space="preserve">. • yang masih ada sampai sekarang: Lihat </w:t>
-      </w:r>
-      <w:r>
-        <w:rPr>
-          <w:lang w:val="id_ID" w:bidi="id_ID"/>
-        </w:rPr>
-        <w:t>Pengantar Kitab Yosua</w:t>
-      </w:r>
-      <w:r>
-        <w:rPr>
-          <w:lang w:val="id_ID" w:bidi="id_ID"/>
-        </w:rPr>
-        <w:t>, “Penulis dan Tanggal.”</w:t>
+        <w:t>. • yang masih ada sampai sekarang: Lihat Pengantar Kitab Yosua, “Penulis dan Tanggal.”</w:t>
       </w:r>
       <w:r>
         <w:rPr>
